--- a/Practice 3/Practice 3.docx
+++ b/Practice 3/Practice 3.docx
@@ -5,6 +5,10 @@
     <w:p>
       <w:pPr>
         <w:ind w:left="720" w:hanging="360"/>
+        <w:rPr>
+          <w:sz w:val="28"/>
+          <w:szCs w:val="28"/>
+        </w:rPr>
       </w:pPr>
     </w:p>
     <w:p>
@@ -15,18 +19,24 @@
           <w:numId w:val="1"/>
         </w:numPr>
         <w:rPr>
-          <w:lang w:val="en-US"/>
-        </w:rPr>
-      </w:pPr>
-    </w:p>
-    <w:p>
-      <w:pPr>
-        <w:rPr>
+          <w:sz w:val="28"/>
+          <w:szCs w:val="28"/>
+          <w:lang w:val="en-US"/>
+        </w:rPr>
+      </w:pPr>
+    </w:p>
+    <w:p>
+      <w:pPr>
+        <w:rPr>
+          <w:sz w:val="28"/>
+          <w:szCs w:val="28"/>
           <w:lang w:val="en-US"/>
         </w:rPr>
       </w:pPr>
       <w:r>
         <w:rPr>
+          <w:sz w:val="28"/>
+          <w:szCs w:val="28"/>
           <w:lang w:val="en-US"/>
         </w:rPr>
         <w:drawing>
@@ -70,11 +80,15 @@
       <w:pPr>
         <w:pStyle w:val="a3"/>
         <w:rPr>
+          <w:sz w:val="28"/>
+          <w:szCs w:val="28"/>
           <w:lang w:val="en-US"/>
         </w:rPr>
       </w:pPr>
       <w:r>
         <w:rPr>
+          <w:sz w:val="28"/>
+          <w:szCs w:val="28"/>
           <w:lang w:val="en-US"/>
         </w:rPr>
         <w:drawing>
@@ -117,11 +131,15 @@
     <w:p>
       <w:pPr>
         <w:rPr>
+          <w:sz w:val="28"/>
+          <w:szCs w:val="28"/>
           <w:lang w:val="en-US"/>
         </w:rPr>
       </w:pPr>
       <w:r>
         <w:rPr>
+          <w:sz w:val="28"/>
+          <w:szCs w:val="28"/>
           <w:lang w:val="en-US"/>
         </w:rPr>
         <w:t>2)</w:t>
@@ -130,11 +148,15 @@
     <w:p>
       <w:pPr>
         <w:rPr>
+          <w:sz w:val="28"/>
+          <w:szCs w:val="28"/>
           <w:lang w:val="en-US"/>
         </w:rPr>
       </w:pPr>
       <w:r>
         <w:rPr>
+          <w:sz w:val="28"/>
+          <w:szCs w:val="28"/>
           <w:lang w:val="en-US"/>
         </w:rPr>
         <w:drawing>
@@ -177,11 +199,15 @@
     <w:p>
       <w:pPr>
         <w:rPr>
+          <w:sz w:val="28"/>
+          <w:szCs w:val="28"/>
           <w:lang w:val="en-US"/>
         </w:rPr>
       </w:pPr>
       <w:r>
         <w:rPr>
+          <w:sz w:val="28"/>
+          <w:szCs w:val="28"/>
           <w:lang w:val="en-US"/>
         </w:rPr>
         <w:lastRenderedPageBreak/>
@@ -225,11 +251,15 @@
     <w:p>
       <w:pPr>
         <w:rPr>
+          <w:sz w:val="28"/>
+          <w:szCs w:val="28"/>
           <w:lang w:val="en-US"/>
         </w:rPr>
       </w:pPr>
       <w:r>
         <w:rPr>
+          <w:sz w:val="28"/>
+          <w:szCs w:val="28"/>
           <w:lang w:val="en-US"/>
         </w:rPr>
         <w:drawing>
@@ -269,6 +299,390 @@
         </w:drawing>
       </w:r>
     </w:p>
+    <w:p>
+      <w:pPr>
+        <w:rPr>
+          <w:sz w:val="28"/>
+          <w:szCs w:val="28"/>
+          <w:lang w:val="en-US"/>
+        </w:rPr>
+      </w:pPr>
+    </w:p>
+    <w:p>
+      <w:pPr>
+        <w:rPr>
+          <w:sz w:val="28"/>
+          <w:szCs w:val="28"/>
+          <w:lang w:val="en-US"/>
+        </w:rPr>
+      </w:pPr>
+      <w:r>
+        <w:rPr>
+          <w:sz w:val="28"/>
+          <w:szCs w:val="28"/>
+          <w:lang w:val="en-US"/>
+        </w:rPr>
+        <w:t>Open API</w:t>
+      </w:r>
+    </w:p>
+    <w:p>
+      <w:pPr>
+        <w:pStyle w:val="a3"/>
+        <w:numPr>
+          <w:ilvl w:val="0"/>
+          <w:numId w:val="2"/>
+        </w:numPr>
+        <w:rPr>
+          <w:sz w:val="28"/>
+          <w:szCs w:val="28"/>
+          <w:lang w:val="en-US"/>
+        </w:rPr>
+      </w:pPr>
+      <w:r>
+        <w:rPr>
+          <w:sz w:val="28"/>
+          <w:szCs w:val="28"/>
+          <w:lang w:val="en-US"/>
+        </w:rPr>
+        <w:t xml:space="preserve"> </w:t>
+      </w:r>
+    </w:p>
+    <w:p>
+      <w:pPr>
+        <w:pStyle w:val="a3"/>
+        <w:rPr>
+          <w:sz w:val="28"/>
+          <w:szCs w:val="28"/>
+          <w:lang w:val="en-US"/>
+        </w:rPr>
+      </w:pPr>
+      <w:r>
+        <w:rPr>
+          <w:sz w:val="28"/>
+          <w:szCs w:val="28"/>
+          <w:lang w:val="en-US"/>
+        </w:rPr>
+        <w:lastRenderedPageBreak/>
+        <w:drawing>
+          <wp:inline distT="0" distB="0" distL="0" distR="0" wp14:anchorId="46478497" wp14:editId="65E82256">
+            <wp:extent cx="5344483" cy="3311237"/>
+            <wp:effectExtent l="0" t="0" r="8890" b="3810"/>
+            <wp:docPr id="7" name="Рисунок 7"/>
+            <wp:cNvGraphicFramePr>
+              <a:graphicFrameLocks xmlns:a="http://schemas.openxmlformats.org/drawingml/2006/main" noChangeAspect="1"/>
+            </wp:cNvGraphicFramePr>
+            <a:graphic xmlns:a="http://schemas.openxmlformats.org/drawingml/2006/main">
+              <a:graphicData uri="http://schemas.openxmlformats.org/drawingml/2006/picture">
+                <pic:pic xmlns:pic="http://schemas.openxmlformats.org/drawingml/2006/picture">
+                  <pic:nvPicPr>
+                    <pic:cNvPr id="1" name=""/>
+                    <pic:cNvPicPr/>
+                  </pic:nvPicPr>
+                  <pic:blipFill>
+                    <a:blip r:embed="rId10"/>
+                    <a:stretch>
+                      <a:fillRect/>
+                    </a:stretch>
+                  </pic:blipFill>
+                  <pic:spPr>
+                    <a:xfrm>
+                      <a:off x="0" y="0"/>
+                      <a:ext cx="5349148" cy="3314127"/>
+                    </a:xfrm>
+                    <a:prstGeom prst="rect">
+                      <a:avLst/>
+                    </a:prstGeom>
+                  </pic:spPr>
+                </pic:pic>
+              </a:graphicData>
+            </a:graphic>
+          </wp:inline>
+        </w:drawing>
+      </w:r>
+    </w:p>
+    <w:p>
+      <w:pPr>
+        <w:pStyle w:val="a3"/>
+        <w:numPr>
+          <w:ilvl w:val="0"/>
+          <w:numId w:val="2"/>
+        </w:numPr>
+        <w:rPr>
+          <w:sz w:val="28"/>
+          <w:szCs w:val="28"/>
+          <w:lang w:val="en-US"/>
+        </w:rPr>
+      </w:pPr>
+      <w:r>
+        <w:rPr>
+          <w:sz w:val="28"/>
+          <w:szCs w:val="28"/>
+          <w:lang w:val="en-US"/>
+        </w:rPr>
+        <w:t xml:space="preserve"> </w:t>
+      </w:r>
+    </w:p>
+    <w:p>
+      <w:pPr>
+        <w:ind w:left="360"/>
+        <w:rPr>
+          <w:sz w:val="28"/>
+          <w:szCs w:val="28"/>
+          <w:lang w:val="en-US"/>
+        </w:rPr>
+      </w:pPr>
+      <w:r>
+        <w:rPr>
+          <w:sz w:val="28"/>
+          <w:szCs w:val="28"/>
+          <w:lang w:val="en-US"/>
+        </w:rPr>
+        <w:drawing>
+          <wp:inline distT="0" distB="0" distL="0" distR="0" wp14:anchorId="77E70068" wp14:editId="6BAA9FBD">
+            <wp:extent cx="5341270" cy="4433454"/>
+            <wp:effectExtent l="0" t="0" r="0" b="5715"/>
+            <wp:docPr id="9" name="Рисунок 9"/>
+            <wp:cNvGraphicFramePr>
+              <a:graphicFrameLocks xmlns:a="http://schemas.openxmlformats.org/drawingml/2006/main" noChangeAspect="1"/>
+            </wp:cNvGraphicFramePr>
+            <a:graphic xmlns:a="http://schemas.openxmlformats.org/drawingml/2006/main">
+              <a:graphicData uri="http://schemas.openxmlformats.org/drawingml/2006/picture">
+                <pic:pic xmlns:pic="http://schemas.openxmlformats.org/drawingml/2006/picture">
+                  <pic:nvPicPr>
+                    <pic:cNvPr id="1" name=""/>
+                    <pic:cNvPicPr/>
+                  </pic:nvPicPr>
+                  <pic:blipFill>
+                    <a:blip r:embed="rId11"/>
+                    <a:stretch>
+                      <a:fillRect/>
+                    </a:stretch>
+                  </pic:blipFill>
+                  <pic:spPr>
+                    <a:xfrm>
+                      <a:off x="0" y="0"/>
+                      <a:ext cx="5345245" cy="4436753"/>
+                    </a:xfrm>
+                    <a:prstGeom prst="rect">
+                      <a:avLst/>
+                    </a:prstGeom>
+                  </pic:spPr>
+                </pic:pic>
+              </a:graphicData>
+            </a:graphic>
+          </wp:inline>
+        </w:drawing>
+      </w:r>
+    </w:p>
+    <w:p>
+      <w:pPr>
+        <w:pStyle w:val="a3"/>
+        <w:numPr>
+          <w:ilvl w:val="0"/>
+          <w:numId w:val="2"/>
+        </w:numPr>
+        <w:rPr>
+          <w:sz w:val="28"/>
+          <w:szCs w:val="28"/>
+          <w:lang w:val="en-US"/>
+        </w:rPr>
+      </w:pPr>
+      <w:r>
+        <w:rPr>
+          <w:sz w:val="28"/>
+          <w:szCs w:val="28"/>
+          <w:lang w:val="en-US"/>
+        </w:rPr>
+        <w:t xml:space="preserve"> </w:t>
+      </w:r>
+    </w:p>
+    <w:p>
+      <w:pPr>
+        <w:rPr>
+          <w:sz w:val="28"/>
+          <w:szCs w:val="28"/>
+          <w:lang w:val="en-US"/>
+        </w:rPr>
+      </w:pPr>
+      <w:r>
+        <w:rPr>
+          <w:sz w:val="28"/>
+          <w:szCs w:val="28"/>
+          <w:lang w:val="en-US"/>
+        </w:rPr>
+        <w:lastRenderedPageBreak/>
+        <w:drawing>
+          <wp:inline distT="0" distB="0" distL="0" distR="0" wp14:anchorId="245A42CA" wp14:editId="3FF2DACD">
+            <wp:extent cx="5940425" cy="3830320"/>
+            <wp:effectExtent l="0" t="0" r="3175" b="0"/>
+            <wp:docPr id="10" name="Рисунок 10"/>
+            <wp:cNvGraphicFramePr>
+              <a:graphicFrameLocks xmlns:a="http://schemas.openxmlformats.org/drawingml/2006/main" noChangeAspect="1"/>
+            </wp:cNvGraphicFramePr>
+            <a:graphic xmlns:a="http://schemas.openxmlformats.org/drawingml/2006/main">
+              <a:graphicData uri="http://schemas.openxmlformats.org/drawingml/2006/picture">
+                <pic:pic xmlns:pic="http://schemas.openxmlformats.org/drawingml/2006/picture">
+                  <pic:nvPicPr>
+                    <pic:cNvPr id="1" name=""/>
+                    <pic:cNvPicPr/>
+                  </pic:nvPicPr>
+                  <pic:blipFill>
+                    <a:blip r:embed="rId12"/>
+                    <a:stretch>
+                      <a:fillRect/>
+                    </a:stretch>
+                  </pic:blipFill>
+                  <pic:spPr>
+                    <a:xfrm>
+                      <a:off x="0" y="0"/>
+                      <a:ext cx="5940425" cy="3830320"/>
+                    </a:xfrm>
+                    <a:prstGeom prst="rect">
+                      <a:avLst/>
+                    </a:prstGeom>
+                  </pic:spPr>
+                </pic:pic>
+              </a:graphicData>
+            </a:graphic>
+          </wp:inline>
+        </w:drawing>
+      </w:r>
+      <w:r>
+        <w:rPr>
+          <w:sz w:val="28"/>
+          <w:szCs w:val="28"/>
+          <w:lang w:val="en-US"/>
+        </w:rPr>
+        <w:t xml:space="preserve">4) </w:t>
+      </w:r>
+    </w:p>
+    <w:p>
+      <w:pPr>
+        <w:rPr>
+          <w:sz w:val="28"/>
+          <w:szCs w:val="28"/>
+          <w:lang w:val="en-US"/>
+        </w:rPr>
+      </w:pPr>
+      <w:r>
+        <w:rPr>
+          <w:sz w:val="28"/>
+          <w:szCs w:val="28"/>
+          <w:lang w:val="en-US"/>
+        </w:rPr>
+        <w:lastRenderedPageBreak/>
+        <w:drawing>
+          <wp:inline distT="0" distB="0" distL="0" distR="0" wp14:anchorId="2D6ED2CF" wp14:editId="7F388B01">
+            <wp:extent cx="5940425" cy="5835015"/>
+            <wp:effectExtent l="0" t="0" r="3175" b="0"/>
+            <wp:docPr id="11" name="Рисунок 11"/>
+            <wp:cNvGraphicFramePr>
+              <a:graphicFrameLocks xmlns:a="http://schemas.openxmlformats.org/drawingml/2006/main" noChangeAspect="1"/>
+            </wp:cNvGraphicFramePr>
+            <a:graphic xmlns:a="http://schemas.openxmlformats.org/drawingml/2006/main">
+              <a:graphicData uri="http://schemas.openxmlformats.org/drawingml/2006/picture">
+                <pic:pic xmlns:pic="http://schemas.openxmlformats.org/drawingml/2006/picture">
+                  <pic:nvPicPr>
+                    <pic:cNvPr id="1" name=""/>
+                    <pic:cNvPicPr/>
+                  </pic:nvPicPr>
+                  <pic:blipFill>
+                    <a:blip r:embed="rId13"/>
+                    <a:stretch>
+                      <a:fillRect/>
+                    </a:stretch>
+                  </pic:blipFill>
+                  <pic:spPr>
+                    <a:xfrm>
+                      <a:off x="0" y="0"/>
+                      <a:ext cx="5940425" cy="5835015"/>
+                    </a:xfrm>
+                    <a:prstGeom prst="rect">
+                      <a:avLst/>
+                    </a:prstGeom>
+                  </pic:spPr>
+                </pic:pic>
+              </a:graphicData>
+            </a:graphic>
+          </wp:inline>
+        </w:drawing>
+      </w:r>
+    </w:p>
+    <w:p>
+      <w:pPr>
+        <w:pStyle w:val="a3"/>
+        <w:numPr>
+          <w:ilvl w:val="0"/>
+          <w:numId w:val="2"/>
+        </w:numPr>
+        <w:rPr>
+          <w:sz w:val="28"/>
+          <w:szCs w:val="28"/>
+          <w:lang w:val="en-US"/>
+        </w:rPr>
+      </w:pPr>
+      <w:r>
+        <w:rPr>
+          <w:sz w:val="28"/>
+          <w:szCs w:val="28"/>
+          <w:lang w:val="en-US"/>
+        </w:rPr>
+        <w:t xml:space="preserve">  </w:t>
+      </w:r>
+    </w:p>
+    <w:p>
+      <w:pPr>
+        <w:ind w:left="360"/>
+        <w:rPr>
+          <w:sz w:val="28"/>
+          <w:szCs w:val="28"/>
+          <w:lang w:val="en-US"/>
+        </w:rPr>
+      </w:pPr>
+      <w:r>
+        <w:rPr>
+          <w:sz w:val="28"/>
+          <w:szCs w:val="28"/>
+          <w:lang w:val="en-US"/>
+        </w:rPr>
+        <w:lastRenderedPageBreak/>
+        <w:drawing>
+          <wp:inline distT="0" distB="0" distL="0" distR="0" wp14:anchorId="473166F2" wp14:editId="6467CAFA">
+            <wp:extent cx="5940425" cy="3794760"/>
+            <wp:effectExtent l="0" t="0" r="3175" b="0"/>
+            <wp:docPr id="12" name="Рисунок 12"/>
+            <wp:cNvGraphicFramePr>
+              <a:graphicFrameLocks xmlns:a="http://schemas.openxmlformats.org/drawingml/2006/main" noChangeAspect="1"/>
+            </wp:cNvGraphicFramePr>
+            <a:graphic xmlns:a="http://schemas.openxmlformats.org/drawingml/2006/main">
+              <a:graphicData uri="http://schemas.openxmlformats.org/drawingml/2006/picture">
+                <pic:pic xmlns:pic="http://schemas.openxmlformats.org/drawingml/2006/picture">
+                  <pic:nvPicPr>
+                    <pic:cNvPr id="1" name=""/>
+                    <pic:cNvPicPr/>
+                  </pic:nvPicPr>
+                  <pic:blipFill>
+                    <a:blip r:embed="rId14"/>
+                    <a:stretch>
+                      <a:fillRect/>
+                    </a:stretch>
+                  </pic:blipFill>
+                  <pic:spPr>
+                    <a:xfrm>
+                      <a:off x="0" y="0"/>
+                      <a:ext cx="5940425" cy="3794760"/>
+                    </a:xfrm>
+                    <a:prstGeom prst="rect">
+                      <a:avLst/>
+                    </a:prstGeom>
+                  </pic:spPr>
+                </pic:pic>
+              </a:graphicData>
+            </a:graphic>
+          </wp:inline>
+        </w:drawing>
+      </w:r>
+    </w:p>
     <w:sectPr>
       <w:pgSz w:w="11906" w:h="16838"/>
       <w:pgMar w:top="1134" w:right="850" w:bottom="1134" w:left="1701" w:header="708" w:footer="708" w:gutter="0"/>
@@ -370,8 +784,100 @@
       </w:pPr>
     </w:lvl>
   </w:abstractNum>
+  <w:abstractNum w:abstractNumId="1" w15:restartNumberingAfterBreak="0">
+    <w:nsid w:val="6443216B"/>
+    <w:multiLevelType w:val="hybridMultilevel"/>
+    <w:tmpl w:val="492C7330"/>
+    <w:lvl w:ilvl="0" w:tplc="04190011">
+      <w:start w:val="1"/>
+      <w:numFmt w:val="decimal"/>
+      <w:lvlText w:val="%1)"/>
+      <w:lvlJc w:val="left"/>
+      <w:pPr>
+        <w:ind w:left="720" w:hanging="360"/>
+      </w:pPr>
+      <w:rPr>
+        <w:rFonts w:hint="default"/>
+      </w:rPr>
+    </w:lvl>
+    <w:lvl w:ilvl="1" w:tplc="04190019" w:tentative="1">
+      <w:start w:val="1"/>
+      <w:numFmt w:val="lowerLetter"/>
+      <w:lvlText w:val="%2."/>
+      <w:lvlJc w:val="left"/>
+      <w:pPr>
+        <w:ind w:left="1440" w:hanging="360"/>
+      </w:pPr>
+    </w:lvl>
+    <w:lvl w:ilvl="2" w:tplc="0419001B" w:tentative="1">
+      <w:start w:val="1"/>
+      <w:numFmt w:val="lowerRoman"/>
+      <w:lvlText w:val="%3."/>
+      <w:lvlJc w:val="right"/>
+      <w:pPr>
+        <w:ind w:left="2160" w:hanging="180"/>
+      </w:pPr>
+    </w:lvl>
+    <w:lvl w:ilvl="3" w:tplc="0419000F" w:tentative="1">
+      <w:start w:val="1"/>
+      <w:numFmt w:val="decimal"/>
+      <w:lvlText w:val="%4."/>
+      <w:lvlJc w:val="left"/>
+      <w:pPr>
+        <w:ind w:left="2880" w:hanging="360"/>
+      </w:pPr>
+    </w:lvl>
+    <w:lvl w:ilvl="4" w:tplc="04190019" w:tentative="1">
+      <w:start w:val="1"/>
+      <w:numFmt w:val="lowerLetter"/>
+      <w:lvlText w:val="%5."/>
+      <w:lvlJc w:val="left"/>
+      <w:pPr>
+        <w:ind w:left="3600" w:hanging="360"/>
+      </w:pPr>
+    </w:lvl>
+    <w:lvl w:ilvl="5" w:tplc="0419001B" w:tentative="1">
+      <w:start w:val="1"/>
+      <w:numFmt w:val="lowerRoman"/>
+      <w:lvlText w:val="%6."/>
+      <w:lvlJc w:val="right"/>
+      <w:pPr>
+        <w:ind w:left="4320" w:hanging="180"/>
+      </w:pPr>
+    </w:lvl>
+    <w:lvl w:ilvl="6" w:tplc="0419000F" w:tentative="1">
+      <w:start w:val="1"/>
+      <w:numFmt w:val="decimal"/>
+      <w:lvlText w:val="%7."/>
+      <w:lvlJc w:val="left"/>
+      <w:pPr>
+        <w:ind w:left="5040" w:hanging="360"/>
+      </w:pPr>
+    </w:lvl>
+    <w:lvl w:ilvl="7" w:tplc="04190019" w:tentative="1">
+      <w:start w:val="1"/>
+      <w:numFmt w:val="lowerLetter"/>
+      <w:lvlText w:val="%8."/>
+      <w:lvlJc w:val="left"/>
+      <w:pPr>
+        <w:ind w:left="5760" w:hanging="360"/>
+      </w:pPr>
+    </w:lvl>
+    <w:lvl w:ilvl="8" w:tplc="0419001B" w:tentative="1">
+      <w:start w:val="1"/>
+      <w:numFmt w:val="lowerRoman"/>
+      <w:lvlText w:val="%9."/>
+      <w:lvlJc w:val="right"/>
+      <w:pPr>
+        <w:ind w:left="6480" w:hanging="180"/>
+      </w:pPr>
+    </w:lvl>
+  </w:abstractNum>
   <w:num w:numId="1">
     <w:abstractNumId w:val="0"/>
+  </w:num>
+  <w:num w:numId="2">
+    <w:abstractNumId w:val="1"/>
   </w:num>
 </w:numbering>
 </file>
